--- a/_implementation-notes/evening-series/FotH Pilot Session 5 Evening Run Sheet DRAFT v1.docx
+++ b/_implementation-notes/evening-series/FotH Pilot Session 5 Evening Run Sheet DRAFT v1.docx
@@ -203,37 +203,37 @@
           <w:b/>
           <w:bCs/>
         </w:rPr>
-        <w:t xml:space="preserve">This is the container holder’s session.</w:t>
-      </w:r>
-      <w:r>
-        <w:t xml:space="preserve"> </w:t>
-      </w:r>
-      <w:r>
-        <w:t xml:space="preserve">The teaching is the four</w:t>
-      </w:r>
-      <w:r>
-        <w:t xml:space="preserve"> </w:t>
-      </w:r>
-      <w:r>
-        <w:t xml:space="preserve">conditions: the very charge the container holder carries (safety and</w:t>
-      </w:r>
-      <w:r>
-        <w:t xml:space="preserve"> </w:t>
-      </w:r>
-      <w:r>
-        <w:t xml:space="preserve">warmth, presence, clear and intentional). Whoever holds the container</w:t>
-      </w:r>
-      <w:r>
-        <w:t xml:space="preserve"> </w:t>
-      </w:r>
-      <w:r>
-        <w:t xml:space="preserve">tonight should present that teaching if the rotation allows; the role</w:t>
-      </w:r>
-      <w:r>
-        <w:t xml:space="preserve"> </w:t>
-      </w:r>
-      <w:r>
-        <w:t xml:space="preserve">explains itself.</w:t>
+        <w:t xml:space="preserve">The teaching is the container holder’s own charge.</w:t>
+      </w:r>
+      <w:r>
+        <w:t xml:space="preserve"> </w:t>
+      </w:r>
+      <w:r>
+        <w:t xml:space="preserve">The four</w:t>
+      </w:r>
+      <w:r>
+        <w:t xml:space="preserve"> </w:t>
+      </w:r>
+      <w:r>
+        <w:t xml:space="preserve">conditions are the very things the container holder carries (safety and</w:t>
+      </w:r>
+      <w:r>
+        <w:t xml:space="preserve"> </w:t>
+      </w:r>
+      <w:r>
+        <w:t xml:space="preserve">warmth, presence, clear and intentional). The content presenter teaches</w:t>
+      </w:r>
+      <w:r>
+        <w:t xml:space="preserve"> </w:t>
+      </w:r>
+      <w:r>
+        <w:t xml:space="preserve">them; the container holder embodies them in real time. The room gets the</w:t>
+      </w:r>
+      <w:r>
+        <w:t xml:space="preserve"> </w:t>
+      </w:r>
+      <w:r>
+        <w:t xml:space="preserve">lesson twice.</w:t>
       </w:r>
     </w:p>
     <w:p>
@@ -419,7 +419,7 @@
               <w:pStyle w:val="Compact"/>
             </w:pPr>
             <w:r>
-              <w:t xml:space="preserve">Check-in circle: two weeks (or the long pause) reported; midweek check-ins debriefed. One-sentence shares, a parent opens.</w:t>
+              <w:t xml:space="preserve">Check-in circle: two weeks (or the long pause) reported; midweek check-ins debriefed. One-sentence shares, a parent starts the sharing.</w:t>
             </w:r>
           </w:p>
         </w:tc>
@@ -465,7 +465,7 @@
               <w:pStyle w:val="Compact"/>
             </w:pPr>
             <w:r>
-              <w:t xml:space="preserve">Content presenter (or container holder, above)</w:t>
+              <w:t xml:space="preserve">Content presenter</w:t>
             </w:r>
           </w:p>
         </w:tc>
@@ -908,7 +908,7 @@
         <w:t xml:space="preserve"> </w:t>
       </w:r>
       <w:r>
-        <w:t xml:space="preserve">mapping block; anything heavy hands off per the bright line.</w:t>
+        <w:t xml:space="preserve">mapping block; anything heavy hands off per the leader’s guidelines previously discussed.</w:t>
       </w:r>
     </w:p>
     <w:p>

--- a/_implementation-notes/evening-series/FotH Pilot Session 5 Evening Run Sheet DRAFT v1.docx
+++ b/_implementation-notes/evening-series/FotH Pilot Session 5 Evening Run Sheet DRAFT v1.docx
@@ -187,7 +187,7 @@
         <w:t xml:space="preserve"> </w:t>
       </w:r>
       <w:r>
-        <w:t xml:space="preserve">and the midweek check-in reports.</w:t>
+        <w:t xml:space="preserve">and the end-of-week-one check-in reports.</w:t>
       </w:r>
     </w:p>
     <w:p>
@@ -419,7 +419,7 @@
               <w:pStyle w:val="Compact"/>
             </w:pPr>
             <w:r>
-              <w:t xml:space="preserve">Check-in circle: two weeks (or the long pause) reported; midweek check-ins debriefed. One-sentence shares, a parent starts the sharing.</w:t>
+              <w:t xml:space="preserve">Check-in circle: two weeks (or the long pause) reported; week-one check-ins debriefed. One-sentence shares, a parent starts the sharing.</w:t>
             </w:r>
           </w:p>
         </w:tc>
@@ -738,13 +738,13 @@
           <w:b/>
           <w:bCs/>
         </w:rPr>
-        <w:t xml:space="preserve">The midweek check-in.</w:t>
-      </w:r>
-      <w:r>
-        <w:t xml:space="preserve"> </w:t>
-      </w:r>
-      <w:r>
-        <w:t xml:space="preserve">Before the one-week mark, connect with the</w:t>
+        <w:t xml:space="preserve">The end-of-week-one check-in.</w:t>
+      </w:r>
+      <w:r>
+        <w:t xml:space="preserve"> </w:t>
+      </w:r>
+      <w:r>
+        <w:t xml:space="preserve">At the end of week one, connect with the</w:t>
       </w:r>
       <w:r>
         <w:t xml:space="preserve"> </w:t>
